--- a/Revised Sprint 1 Deliverables/3. Revised Project Acceptance Tests.docx
+++ b/Revised Sprint 1 Deliverables/3. Revised Project Acceptance Tests.docx
@@ -477,7 +477,7 @@
               <w:rPr>
                 <w:b/>
               </w:rPr>
-              <w:t>Met</w:t>
+              <w:t>Partly met</w:t>
             </w:r>
           </w:p>
         </w:tc>
@@ -488,7 +488,7 @@
           <w:p>
             <w:r/>
             <w:r>
-              <w:t>Cross-platform reproduction: the GOOSE environment was rebuilt independently on Windows from the macOS documentation and produced the same 961-frame result. Stronger than a same-OS reproduction</w:t>
+              <w:t>Ricky reproduced the 961-frame result on Windows from Damien's macOS documentation. This is useful cross-platform evidence, but both are team members; reproduction by an outside-team reader remains outstanding</w:t>
             </w:r>
           </w:p>
         </w:tc>
@@ -608,7 +608,7 @@
           <w:p>
             <w:r/>
             <w:r>
-              <w:t xml:space="preserve">Variance documented in §9 of the Revised Scope of Work and in </w:t>
+              <w:t xml:space="preserve">Variance is documented in §9 of the Revised Scope of Work and </w:t>
             </w:r>
             <w:r>
               <w:rPr>
@@ -618,7 +618,7 @@
               <w:t>decision-log.md</w:t>
             </w:r>
             <w:r>
-              <w:t>. Raised in writing; no response received. The attempt is recorded</w:t>
+              <w:t>. The cited client notes are unsent drafts; a dated sent communication is needed to verify notification</w:t>
             </w:r>
           </w:p>
         </w:tc>
@@ -1125,7 +1125,7 @@
           <w:p>
             <w:r/>
             <w:r>
-              <w:t>✅ complete with limitations</w:t>
+              <w:t>⚠️ survey written; cold read outstanding</w:t>
             </w:r>
           </w:p>
         </w:tc>
@@ -1136,7 +1136,7 @@
           <w:p>
             <w:r/>
             <w:r>
-              <w:t>✅ complete</w:t>
+              <w:t>⚠️ draft survey written; independent cold read outstanding</w:t>
             </w:r>
           </w:p>
         </w:tc>
@@ -1253,7 +1253,17 @@
         <w:t>Reading the gaps honestly.</w:t>
       </w:r>
       <w:r>
-        <w:t xml:space="preserve"> Two ⚠️ entries are real. TruckDrive's findings exist and are measured, but are not yet in the shared survey template or the results store, so they cannot be queried alongside the others. That is a Sprint 3 item, not a claim of completion.</w:t>
+        <w:t xml:space="preserve"> A written survey does not satisfy the independent cold-read test. TruckDrive's findings also remain outside the shared survey template and results store. TruckScenes' survey and two records are in open PR #21; their integration into </w:t>
+      </w:r>
+      <w:r>
+        <w:rPr>
+          <w:rFonts w:ascii="Consolas" w:hAnsi="Consolas"/>
+          <w:color w:val="B03060"/>
+        </w:rPr>
+        <w:t>main</w:t>
+      </w:r>
+      <w:r>
+        <w:t xml:space="preserve"> is pending. These gaps remain visible until verified.</w:t>
       </w:r>
     </w:p>
     <w:p>
@@ -2254,10 +2264,10 @@
               <w:rPr>
                 <w:b/>
               </w:rPr>
-              <w:t>Passed</w:t>
-            </w:r>
-            <w:r>
-              <w:t xml:space="preserve"> — survey complete</w:t>
+              <w:t>Not tested</w:t>
+            </w:r>
+            <w:r>
+              <w:t xml:space="preserve"> — draft survey exists; independent reader and outcome not recorded</w:t>
             </w:r>
           </w:p>
         </w:tc>
@@ -3029,6 +3039,82 @@
           <w:p>
             <w:r/>
             <w:r>
+              <w:t>Cold read of the TruckScenes survey by someone who has not used it</w:t>
+            </w:r>
+          </w:p>
+        </w:tc>
+        <w:tc>
+          <w:tcPr>
+            <w:tcW w:type="dxa" w:w="2880"/>
+          </w:tcPr>
+          <w:p>
+            <w:r/>
+            <w:r>
+              <w:t>Reviewer to be assigned outside the TruckScenes pair</w:t>
+            </w:r>
+          </w:p>
+        </w:tc>
+        <w:tc>
+          <w:tcPr>
+            <w:tcW w:type="dxa" w:w="2880"/>
+          </w:tcPr>
+          <w:p>
+            <w:r/>
+            <w:r>
+              <w:rPr>
+                <w:b/>
+              </w:rPr>
+              <w:t>Outstanding</w:t>
+            </w:r>
+          </w:p>
+        </w:tc>
+      </w:tr>
+      <w:tr>
+        <w:tc>
+          <w:tcPr>
+            <w:tcW w:type="dxa" w:w="2880"/>
+          </w:tcPr>
+          <w:p>
+            <w:r/>
+            <w:r>
+              <w:t>Clean-machine reproduction by a person outside the team (P-5)</w:t>
+            </w:r>
+          </w:p>
+        </w:tc>
+        <w:tc>
+          <w:tcPr>
+            <w:tcW w:type="dxa" w:w="2880"/>
+          </w:tcPr>
+          <w:p>
+            <w:r/>
+            <w:r>
+              <w:t>Outside-team reader to be assigned</w:t>
+            </w:r>
+          </w:p>
+        </w:tc>
+        <w:tc>
+          <w:tcPr>
+            <w:tcW w:type="dxa" w:w="2880"/>
+          </w:tcPr>
+          <w:p>
+            <w:r/>
+            <w:r>
+              <w:rPr>
+                <w:b/>
+              </w:rPr>
+              <w:t>Outstanding</w:t>
+            </w:r>
+          </w:p>
+        </w:tc>
+      </w:tr>
+      <w:tr>
+        <w:tc>
+          <w:tcPr>
+            <w:tcW w:type="dxa" w:w="2880"/>
+          </w:tcPr>
+          <w:p>
+            <w:r/>
+            <w:r>
               <w:t>Client acceptance (P-1)</w:t>
             </w:r>
           </w:p>
@@ -3077,12 +3163,7 @@
         <w:pStyle w:val="ListBullet"/>
       </w:pPr>
       <w:r>
-        <w:t>Per-dataset tests (§2) are assessed at the sprint boundary by a member from a</w:t>
-      </w:r>
-    </w:p>
-    <w:p>
-      <w:r>
-        <w:t>different pair.</w:t>
+        <w:t>Per-dataset tests (§2) are assessed at the sprint boundary by a member from a different pair.</w:t>
       </w:r>
     </w:p>
     <w:p>
@@ -3090,7 +3171,7 @@
         <w:pStyle w:val="ListBullet"/>
       </w:pPr>
       <w:r>
-        <w:t xml:space="preserve">Project-level criteria are assessed at the Sprint 3 handover, with </w:t>
+        <w:t xml:space="preserve">Project-level criteria are assessed at the Sprint 3 handover. </w:t>
       </w:r>
       <w:r>
         <w:rPr>
@@ -3099,12 +3180,7 @@
         <w:t>P-5</w:t>
       </w:r>
       <w:r>
-        <w:t xml:space="preserve"> attempted</w:t>
-      </w:r>
-    </w:p>
-    <w:p>
-      <w:r>
-        <w:t>early — it has already passed once, across operating systems.</w:t>
+        <w:t xml:space="preserve"> has supporting cross-platform evidence within the team; its outside-team check is still required.</w:t>
       </w:r>
     </w:p>
     <w:p>
@@ -3112,12 +3188,7 @@
         <w:pStyle w:val="ListBullet"/>
       </w:pPr>
       <w:r>
-        <w:t>A test that cannot be met is recorded with the reason rather than quietly dropped, and</w:t>
-      </w:r>
-    </w:p>
-    <w:p>
-      <w:r>
-        <w:t>the reason is carried into the final report.</w:t>
+        <w:t>A test that cannot be met is recorded with the reason rather than quietly dropped, and the reason is carried into the final report.</w:t>
       </w:r>
     </w:p>
     <w:p>
@@ -3131,12 +3202,7 @@
         <w:t>A test blocked by an external dependency is recorded as blocked, not failed.</w:t>
       </w:r>
       <w:r>
-        <w:t xml:space="preserve"> P-1</w:t>
-      </w:r>
-    </w:p>
-    <w:p>
-      <w:r>
-        <w:t>is blocked on client availability; that is a failed dependency, not a team outcome.</w:t>
+        <w:t xml:space="preserve"> P-1 is blocked on client availability; that is a failed dependency, not a team outcome.</w:t>
       </w:r>
     </w:p>
     <w:sectPr>

--- a/Revised Sprint 1 Deliverables/3. Revised Project Acceptance Tests.docx
+++ b/Revised Sprint 1 Deliverables/3. Revised Project Acceptance Tests.docx
@@ -670,13 +670,13 @@
           <w:p>
             <w:r/>
             <w:r>
-              <w:t xml:space="preserve">Range distributions measured on all three datasets. GOOSE ruled out with evidence (3.8% of points beyond 100 m). TruckDrive measured 6,746 radar detections at ≥150 m. </w:t>
+              <w:t xml:space="preserve">Range distributions measured on all three datasets. GOOSE ruled out with evidence (3.8% of points beyond 100 m). TruckDrive measured 6,746 radar detections at ≥150 m. A model has now been scored on TruckScenes, and its failure mode is range-dependent — depth error grows with distance — but </w:t>
             </w:r>
             <w:r>
               <w:rPr>
                 <w:b/>
               </w:rPr>
-              <w:t>No model has been scored by range band</w:t>
+              <w:t>results are not yet reported by range band</w:t>
             </w:r>
           </w:p>
         </w:tc>
@@ -2332,7 +2332,172 @@
               <w:t>Passed.</w:t>
             </w:r>
             <w:r>
-              <w:t xml:space="preserve"> 2 records</w:t>
+              <w:t xml:space="preserve"> 3 records</w:t>
+            </w:r>
+          </w:p>
+        </w:tc>
+      </w:tr>
+      <w:tr>
+        <w:tc>
+          <w:tcPr>
+            <w:tcW w:type="dxa" w:w="2880"/>
+          </w:tcPr>
+          <w:p>
+            <w:r/>
+            <w:r>
+              <w:rPr>
+                <w:b/>
+              </w:rPr>
+              <w:t>Model run</w:t>
+            </w:r>
+          </w:p>
+        </w:tc>
+        <w:tc>
+          <w:tcPr>
+            <w:tcW w:type="dxa" w:w="2880"/>
+          </w:tcPr>
+          <w:p>
+            <w:r/>
+            <w:r>
+              <w:rPr>
+                <w:i/>
+              </w:rPr>
+              <w:t>Given</w:t>
+            </w:r>
+            <w:r>
+              <w:t xml:space="preserve"> an existing open-source detector, </w:t>
+            </w:r>
+            <w:r>
+              <w:rPr>
+                <w:i/>
+              </w:rPr>
+              <w:t>when</w:t>
+            </w:r>
+            <w:r>
+              <w:t xml:space="preserve"> run against the dataset, </w:t>
+            </w:r>
+            <w:r>
+              <w:rPr>
+                <w:i/>
+              </w:rPr>
+              <w:t>then</w:t>
+            </w:r>
+            <w:r>
+              <w:t xml:space="preserve"> either a scored result or a dated failure record</w:t>
+            </w:r>
+          </w:p>
+        </w:tc>
+        <w:tc>
+          <w:tcPr>
+            <w:tcW w:type="dxa" w:w="2880"/>
+          </w:tcPr>
+          <w:p>
+            <w:r/>
+            <w:r>
+              <w:rPr>
+                <w:b/>
+              </w:rPr>
+              <w:t>Passed.</w:t>
+            </w:r>
+            <w:r>
+              <w:t xml:space="preserve"> FCOS3D scored across all 80 </w:t>
+            </w:r>
+            <w:r>
+              <w:rPr>
+                <w:rFonts w:ascii="Consolas" w:hAnsi="Consolas"/>
+                <w:color w:val="B03060"/>
+              </w:rPr>
+              <w:t>mini_val</w:t>
+            </w:r>
+            <w:r>
+              <w:t xml:space="preserve"> samples: </w:t>
+            </w:r>
+            <w:r>
+              <w:rPr>
+                <w:b/>
+              </w:rPr>
+              <w:t>mAP 0.0000</w:t>
+            </w:r>
+            <w:r>
+              <w:t>, with the cause diagnosed rather than left open</w:t>
+            </w:r>
+          </w:p>
+        </w:tc>
+      </w:tr>
+      <w:tr>
+        <w:tc>
+          <w:tcPr>
+            <w:tcW w:type="dxa" w:w="2880"/>
+          </w:tcPr>
+          <w:p>
+            <w:r/>
+            <w:r>
+              <w:rPr>
+                <w:b/>
+              </w:rPr>
+              <w:t>Metric discipline</w:t>
+            </w:r>
+          </w:p>
+        </w:tc>
+        <w:tc>
+          <w:tcPr>
+            <w:tcW w:type="dxa" w:w="2880"/>
+          </w:tcPr>
+          <w:p>
+            <w:r/>
+            <w:r>
+              <w:rPr>
+                <w:i/>
+              </w:rPr>
+              <w:t>Given</w:t>
+            </w:r>
+            <w:r>
+              <w:t xml:space="preserve"> a metric not yet defined in </w:t>
+            </w:r>
+            <w:r>
+              <w:rPr>
+                <w:rFonts w:ascii="Consolas" w:hAnsi="Consolas"/>
+                <w:color w:val="B03060"/>
+              </w:rPr>
+              <w:t>metrics-definitions.md</w:t>
+            </w:r>
+            <w:r>
+              <w:t xml:space="preserve">, </w:t>
+            </w:r>
+            <w:r>
+              <w:rPr>
+                <w:i/>
+              </w:rPr>
+              <w:t>when</w:t>
+            </w:r>
+            <w:r>
+              <w:t xml:space="preserve"> a result is recorded, </w:t>
+            </w:r>
+            <w:r>
+              <w:rPr>
+                <w:i/>
+              </w:rPr>
+              <w:t>then</w:t>
+            </w:r>
+            <w:r>
+              <w:t xml:space="preserve"> it is withheld rather than reported</w:t>
+            </w:r>
+          </w:p>
+        </w:tc>
+        <w:tc>
+          <w:tcPr>
+            <w:tcW w:type="dxa" w:w="2880"/>
+          </w:tcPr>
+          <w:p>
+            <w:r/>
+            <w:r>
+              <w:rPr>
+                <w:b/>
+              </w:rPr>
+              <w:t>Passed.</w:t>
+            </w:r>
+            <w:r>
+              <w:t xml:space="preserve"> NDS and the TP errors were deliberately held back and raised as an open item</w:t>
             </w:r>
           </w:p>
         </w:tc>

--- a/Revised Sprint 1 Deliverables/3. Revised Project Acceptance Tests.docx
+++ b/Revised Sprint 1 Deliverables/3. Revised Project Acceptance Tests.docx
@@ -685,6 +685,53 @@
     <w:p/>
     <w:p>
       <w:pPr>
+        <w:ind w:left="480"/>
+        <w:jc w:val="left"/>
+      </w:pPr>
+      <w:r>
+        <w:rPr>
+          <w:b/>
+          <w:i/>
+        </w:rPr>
+        <w:t>Provenance.</w:t>
+      </w:r>
+      <w:r>
+        <w:rPr>
+          <w:i/>
+        </w:rPr>
+        <w:t xml:space="preserve"> Rows marked ⏳ cite work that is under review rather than merged to </w:t>
+      </w:r>
+      <w:r>
+        <w:rPr>
+          <w:rFonts w:ascii="Consolas" w:hAnsi="Consolas"/>
+          <w:i/>
+          <w:color w:val="B03060"/>
+        </w:rPr>
+        <w:t>main</w:t>
+      </w:r>
+      <w:r>
+        <w:rPr>
+          <w:i/>
+        </w:rPr>
+        <w:t xml:space="preserve">. They are reported because the work exists and is verifiable in its pull request, but a marker following the citation to </w:t>
+      </w:r>
+      <w:r>
+        <w:rPr>
+          <w:rFonts w:ascii="Consolas" w:hAnsi="Consolas"/>
+          <w:i/>
+          <w:color w:val="B03060"/>
+        </w:rPr>
+        <w:t>main</w:t>
+      </w:r>
+      <w:r>
+        <w:rPr>
+          <w:i/>
+        </w:rPr>
+        <w:t xml:space="preserve"> will not find it yet.</w:t>
+      </w:r>
+    </w:p>
+    <w:p>
+      <w:pPr>
         <w:pStyle w:val="Heading2"/>
       </w:pPr>
       <w:r>
@@ -1209,7 +1256,7 @@
           <w:p>
             <w:r/>
             <w:r>
-              <w:t>✅ 6 records</w:t>
+              <w:t>✅ 6 records, merged</w:t>
             </w:r>
           </w:p>
         </w:tc>
@@ -1220,7 +1267,7 @@
           <w:p>
             <w:r/>
             <w:r>
-              <w:t>✅ 2 records</w:t>
+              <w:t>⏳ 3 records, under review (#21, #27)</w:t>
             </w:r>
           </w:p>
         </w:tc>
